--- a/mosquitto.docx
+++ b/mosquitto.docx
@@ -4,56 +4,52 @@
   <w:body>
     <w:p>
       <w:r>
-        <w:t>mosquitto_pub -h localhost -p 1883 -t "device/control" -m "</w:t>
-      </w:r>
-      <w:proofErr w:type="gramStart"/>
-      <w:r>
-        <w:t>1:ON</w:t>
-      </w:r>
-      <w:proofErr w:type="gramEnd"/>
-      <w:r>
-        <w:t>"</w:t>
+        <w:t>.\mosquitto.exe -c .\mosquitto.conf -v</w:t>
+      </w:r>
+    </w:p>
+    <w:p/>
+    <w:p>
+      <w:r>
+        <w:t>mosquitto_sub -h localhost -p 1883 -u admin -P 123456 -t "sensor/data" -v</w:t>
       </w:r>
     </w:p>
     <w:p>
       <w:r>
-        <w:t>mosquitto_pub -h localhost -p 1883 -t "sensor/data" -m "{\"temperature\":</w:t>
-      </w:r>
-      <w:proofErr w:type="gramStart"/>
-      <w:r>
-        <w:t>30,\</w:t>
-      </w:r>
-      <w:proofErr w:type="gramEnd"/>
-      <w:r>
-        <w:t>"humidity\":70,\"light\":2000}"</w:t>
+        <w:t>mosquitto_sub -h localhost -p 1883 -u admin -P 123456 -t "device/control" -v</w:t>
       </w:r>
     </w:p>
     <w:p>
       <w:r>
-        <w:t xml:space="preserve">.\mosquitto.exe -c .\mosquitto.conf </w:t>
-      </w:r>
-      <w:r>
-        <w:t>–</w:t>
-      </w:r>
-      <w:r>
-        <w:t>v</w:t>
+        <w:t>mosquitto_sub -h localhost -p 1883 -u admin -P 123456 -t "device/status/#" -v</w:t>
       </w:r>
     </w:p>
     <w:p>
       <w:r>
-        <w:t xml:space="preserve">mosquitto_sub -h localhost -p 1883 -t device/status/1 </w:t>
-      </w:r>
-      <w:r>
-        <w:t>–</w:t>
-      </w:r>
-      <w:r>
-        <w:t>v</w:t>
+        <w:t>mosquitto_pub -h localhost -p 1883 -u admin -P 123456 -t "sensor/data" -m "{\"temperature\":</w:t>
+      </w:r>
+      <w:proofErr w:type="gramStart"/>
+      <w:r>
+        <w:t>30,\</w:t>
+      </w:r>
+      <w:proofErr w:type="gramEnd"/>
+      <w:r>
+        <w:t>"humidity\":70,\"light\":2000}"</w:t>
       </w:r>
     </w:p>
     <w:p>
       <w:r>
-        <w:t>mosquitto_sub -h localhost -p 1883 -t sensor/data -v</w:t>
-      </w:r>
+        <w:t>mosquitto_pub -h localhost -p 1883 -u admin -P 123456 -t "device/control" -m "</w:t>
+      </w:r>
+      <w:proofErr w:type="gramStart"/>
+      <w:r>
+        <w:t>2:ON</w:t>
+      </w:r>
+      <w:proofErr w:type="gramEnd"/>
+      <w:r>
+        <w:t>"</w:t>
+      </w:r>
+    </w:p>
+    <w:p>
       <w:bookmarkStart w:id="0" w:name="_GoBack"/>
       <w:bookmarkEnd w:id="0"/>
     </w:p>
